--- a/assets/resumes/michel-ferreira-resume-en-2026.docx
+++ b/assets/resumes/michel-ferreira-resume-en-2026.docx
@@ -152,7 +152,7 @@
           <w:color w:val="1F2937"/>
           <w:sz w:val="18"/>
         </w:rPr>
-        <w:t>Full Stack Software Engineer with 4+ years of experience building, integrating, and supporting end-to-end systems. I work across the stack and into operations: JavaScript/HTML/CSS, PHP/Laravel and Python, APIs and microservices, SQL databases, AWS, CI/CD, and observability. At Total Express through Leega, I contribute to systems supporting a nationwide logistics operation and to a fiscal calculation engine, translating tax rules and interstate scenarios into application logic, integrations, and automated workflows.</w:t>
+        <w:t>Full Stack Software Engineer with over 4 years of experience building, integrating, and supporting end-to-end systems. I work across the stack and into operations: JavaScript/HTML/CSS, PHP/Laravel and Python, APIs and microservices, SQL databases, AWS, CI/CD, and observability. At Total Express through Leega, I contribute to systems supporting a nationwide logistics operation and to a fiscal calculation engine, translating tax rules and interstate scenarios into application logic, integrations, and automated workflows.</w:t>
       </w:r>
     </w:p>
     <w:p>
@@ -300,7 +300,7 @@
         <w:rPr>
           <w:color w:val="123A73"/>
         </w:rPr>
-        <w:t>Full Stack Software Engineer | Leega Consultoria — assigned to Total Express</w:t>
+        <w:t>Software Engineer | Leega Consultoria — assigned to Total Express</w:t>
       </w:r>
     </w:p>
     <w:p>
@@ -332,7 +332,7 @@
           <w:color w:val="1F2937"/>
           <w:sz w:val="17"/>
         </w:rPr>
-        <w:t>Build and evolve a fiscal calculation engine in PHP/Laravel on AWS, converting tax rules and interstate scenarios into application logic integrated with logistics systems.</w:t>
+        <w:t>Build and evolve a fiscal calculation engine in PHP/Laravel on AWS, converting tax rules and interstate scenarios into application logic integrated with systems supporting high-volume nationwide logistics operations.</w:t>
       </w:r>
     </w:p>
     <w:p>
@@ -552,7 +552,7 @@
         <w:rPr>
           <w:color w:val="123A73"/>
         </w:rPr>
-        <w:t>Full Stack Software Engineer | Government of Rondônia</w:t>
+        <w:t>Full Stack Software Developer | Government of Rondônia</w:t>
       </w:r>
     </w:p>
     <w:p>
@@ -958,7 +958,7 @@
             <w:rFonts w:ascii="Arial" w:hAnsi="Arial"/>
             <w:sz w:val="17"/>
           </w:rPr>
-          <w:t>CryptoWatch</w:t>
+          <w:t>CryptoWatch · Apr 2026 —</w:t>
         </w:r>
       </w:hyperlink>
       <w:r>
@@ -968,7 +968,7 @@
           <w:color w:val="123A73"/>
           <w:sz w:val="17"/>
         </w:rPr>
-        <w:t xml:space="preserve"> — JavaScript, WebSocket, Binance API. </w:t>
+        <w:t xml:space="preserve"> JavaScript, WebSocket, Binance API. </w:t>
       </w:r>
       <w:r>
         <w:rPr>
@@ -976,7 +976,7 @@
           <w:color w:val="1F2937"/>
           <w:sz w:val="17"/>
         </w:rPr>
-        <w:t>Backend-free real-time crypto dashboard consuming Binance WebSocket data for prices, variations, heatmap, order book, indicators, and charts.</w:t>
+        <w:t>Backend-free real-time crypto dashboard consuming Binance WebSocket data for prices, variations, heatmap, order book, indicators, and charts. Deployed on GitHub Pages.</w:t>
       </w:r>
     </w:p>
     <w:p>
@@ -1066,7 +1066,7 @@
             <w:rFonts w:ascii="Arial" w:hAnsi="Arial"/>
             <w:sz w:val="17"/>
           </w:rPr>
-          <w:t>PIC-1 — Vehicle Checklist</w:t>
+          <w:t>PIC-1 — Vehicle Checklist · Sep - Nov 2025 —</w:t>
         </w:r>
       </w:hyperlink>
       <w:r>
@@ -1076,7 +1076,7 @@
           <w:color w:val="123A73"/>
           <w:sz w:val="17"/>
         </w:rPr>
-        <w:t xml:space="preserve"> — Node.js, Express.js, MariaDB, Docker. </w:t>
+        <w:t xml:space="preserve"> Node.js, Express.js, MariaDB, Docker. </w:t>
       </w:r>
       <w:r>
         <w:rPr>
@@ -1102,7 +1102,7 @@
             <w:rFonts w:ascii="Arial" w:hAnsi="Arial"/>
             <w:sz w:val="17"/>
           </w:rPr>
-          <w:t>Intelligent Agent</w:t>
+          <w:t>Intelligent Agent · Apr 2025 —</w:t>
         </w:r>
       </w:hyperlink>
       <w:r>
@@ -1112,7 +1112,7 @@
           <w:color w:val="123A73"/>
           <w:sz w:val="17"/>
         </w:rPr>
-        <w:t xml:space="preserve"> — Python, PySWIP, SWI-Prolog. </w:t>
+        <w:t xml:space="preserve"> Python, PySWIP, SWI-Prolog. </w:t>
       </w:r>
       <w:r>
         <w:rPr>
@@ -1143,7 +1143,7 @@
           <w:color w:val="1F2937"/>
           <w:sz w:val="17"/>
         </w:rPr>
-        <w:t>Image Processing Software v2 (Python/OpenCV/Tkinter/Pillow); Wine Quality Analysis (SVM/Scikit-learn); AI Chat Agent (Gemini API); Security Lab covering XSS, Command Injection, Path Traversal, weak password/storage, and SQL Injection; SSL/TLS lab with RSA, CSR, X.509, SCP, and HTTPS; GeoMusic with webcam + decision tree; WebAR experiment with A-Frame/AR.js; EEPlayer in Python/Tkinter/Pygame.</w:t>
+        <w:t>Image Processing Software v2, Nov 2024 (Python/OpenCV/Tkinter/Pillow); Wine Quality Analysis (SVM/Scikit-learn); AI Chat Agent, May 2024 (Gemini API); Security Lab covering XSS, Command Injection, Path Traversal, weak password/storage, and SQL Injection; SSL/TLS lab with RSA, CSR, X.509, SCP, and HTTPS; GeoMusic with webcam + decision tree; WebAR experiment with A-Frame/AR.js; EEPlayer in Python/Tkinter/Pygame.</w:t>
       </w:r>
     </w:p>
     <w:p>
@@ -1203,7 +1203,7 @@
           <w:color w:val="1F2937"/>
           <w:sz w:val="17"/>
         </w:rPr>
-        <w:t>Blockchain — FIAP (2026) · Cybersecurity — FIAP (2026) · EHE — Ethical Hacking Essentials — EC-Council · Pentest: Web Application Vulnerabilities — Alura (2024) · AWS Cloud — Alura (2024) · Linux Complete &amp; Up-to-Date v2025 — Udemy (2025) · Linux tracks — Alura (2024).</w:t>
+        <w:t>Blockchain — FIAP (Apr 2026) · Cybersecurity — FIAP (Apr 2026) · EHE — Ethical Hacking Essentials — EC-Council · Pentest: Web Application Vulnerabilities — Alura (Mar 2024) · Getting Started with AWS Cloud — Alura (Jul 2024) · Linux Complete &amp; Up-to-Date v2025 — Udemy (May 2025) · Linux tracks — Alura (Feb 2024).</w:t>
       </w:r>
     </w:p>
     <w:p>
@@ -1225,7 +1225,7 @@
           <w:color w:val="1F2937"/>
           <w:sz w:val="17"/>
         </w:rPr>
-        <w:t>PHP Formation, PHP OOP, and Composer — Alura (2024) · Python with OOP — Alura (2024) · C Programming for Beginners — Udemy (2025) · Drupal 8 — Udemy (2023) · SQL/MySQL — Alura (2024) · HTTP — Alura (2024) · AI Immersion, Python Data Science, Python data analysis, and ChatGPT &amp; Programming — Alura (2024).</w:t>
+        <w:t>PHP learning path and PHP OOP — Alura (Mar 2024) · Composer — Alura (Apr 2024) · Python with OOP — Alura (Mar 2024) · C Programming for Beginners — Udemy (May 2025) · Drupal 8 — Udemy (Dec 2023) · SQL/MySQL — Alura (Feb 2024) · HTTP — Alura (2024) · AI Immersion, Python Data Science, Python data analysis, and ChatGPT &amp; Programming — Alura (2024).</w:t>
       </w:r>
     </w:p>
     <w:p>
@@ -1247,7 +1247,7 @@
           <w:color w:val="1F2937"/>
           <w:sz w:val="17"/>
         </w:rPr>
-        <w:t>Git &amp; GitHub Bootcamp — Udemy (2024) · advanced Git/GitHub, Vim Masterclass, VS Code, Scrum/Agile, and Algorithms &amp; Logic — Udemy (2023) · Cambridge English certifications (2016, 2017, 2019). Portuguese: Native · English: Fluent.</w:t>
+        <w:t>Git &amp; GitHub Bootcamp — Udemy (Jun 2024) · advanced Git/GitHub, Vim Masterclass, VS Code, Scrum/Agile, and Algorithms &amp; Logic — Udemy (2023) · Cambridge English certifications (2016, 2017, 2019). Portuguese: Native · English: Fluent.</w:t>
       </w:r>
     </w:p>
     <w:p>
